--- a/docs/Simple-Shell_Test_Plan.docx
+++ b/docs/Simple-Shell_Test_Plan.docx
@@ -4687,6 +4687,1086 @@
         </w:drawing>
       </w:r>
     </w:p>
+    <w:p>
+      <w:r>
+        <w:br w:type="page"/>
+      </w:r>
+    </w:p>
+    <w:p>
+      <w:pPr>
+        <w:pStyle w:val="Heading1"/>
+      </w:pPr>
+      <w:r>
+        <w:t>Finalization Addendum - Version 1.1</w:t>
+      </w:r>
+    </w:p>
+    <w:p>
+      <w:r>
+        <w:t>Date: 30 October 2026</w:t>
+      </w:r>
+    </w:p>
+    <w:p>
+      <w:r>
+        <w:t>Status: Final for the current implementation baseline</w:t>
+      </w:r>
+    </w:p>
+    <w:p>
+      <w:r>
+        <w:t>This addendum supersedes earlier test-count summaries and records the final automated coverage, known deviations, and manual screenshot evidence checklist.</w:t>
+      </w:r>
+    </w:p>
+    <w:p>
+      <w:pPr>
+        <w:pStyle w:val="Heading2"/>
+      </w:pPr>
+      <w:r>
+        <w:t>Final automated test output</w:t>
+      </w:r>
+    </w:p>
+    <w:p>
+      <w:r>
+        <w:t>Run from the repository root on a POSIX system:</w:t>
+      </w:r>
+    </w:p>
+    <w:p>
+      <w:r>
+        <w:t>make clean</w:t>
+        <w:br/>
+        <w:t>make test</w:t>
+      </w:r>
+    </w:p>
+    <w:tbl>
+      <w:tblPr>
+        <w:tblW w:type="auto" w:w="0"/>
+        <w:tblLook w:firstColumn="1" w:firstRow="1" w:lastColumn="0" w:lastRow="0" w:noHBand="0" w:noVBand="1" w:val="04A0"/>
+      </w:tblPr>
+      <w:tblGrid>
+        <w:gridCol w:w="3235"/>
+        <w:gridCol w:w="3235"/>
+        <w:gridCol w:w="3235"/>
+      </w:tblGrid>
+      <w:tr>
+        <w:tc>
+          <w:tcPr>
+            <w:tcW w:type="dxa" w:w="3235"/>
+          </w:tcPr>
+          <w:p>
+            <w:r>
+              <w:t>Area</w:t>
+            </w:r>
+          </w:p>
+        </w:tc>
+        <w:tc>
+          <w:tcPr>
+            <w:tcW w:type="dxa" w:w="3235"/>
+          </w:tcPr>
+          <w:p>
+            <w:r>
+              <w:t>Evidence</w:t>
+            </w:r>
+          </w:p>
+        </w:tc>
+        <w:tc>
+          <w:tcPr>
+            <w:tcW w:type="dxa" w:w="3235"/>
+          </w:tcPr>
+          <w:p>
+            <w:r>
+              <w:t>Result</w:t>
+            </w:r>
+          </w:p>
+        </w:tc>
+      </w:tr>
+      <w:tr>
+        <w:tc>
+          <w:tcPr>
+            <w:tcW w:type="dxa" w:w="3235"/>
+          </w:tcPr>
+          <w:p>
+            <w:r>
+              <w:t>Parser unit tests</w:t>
+            </w:r>
+          </w:p>
+        </w:tc>
+        <w:tc>
+          <w:tcPr>
+            <w:tcW w:type="dxa" w:w="3235"/>
+          </w:tcPr>
+          <w:p>
+            <w:r>
+              <w:t>tests/test_parser.c</w:t>
+            </w:r>
+          </w:p>
+        </w:tc>
+        <w:tc>
+          <w:tcPr>
+            <w:tcW w:type="dxa" w:w="3235"/>
+          </w:tcPr>
+          <w:p>
+            <w:r>
+              <w:t>12 passed</w:t>
+            </w:r>
+          </w:p>
+        </w:tc>
+      </w:tr>
+      <w:tr>
+        <w:tc>
+          <w:tcPr>
+            <w:tcW w:type="dxa" w:w="3235"/>
+          </w:tcPr>
+          <w:p>
+            <w:r>
+              <w:t>Executor unit tests</w:t>
+            </w:r>
+          </w:p>
+        </w:tc>
+        <w:tc>
+          <w:tcPr>
+            <w:tcW w:type="dxa" w:w="3235"/>
+          </w:tcPr>
+          <w:p>
+            <w:r>
+              <w:t>tests/test_executor.c</w:t>
+            </w:r>
+          </w:p>
+        </w:tc>
+        <w:tc>
+          <w:tcPr>
+            <w:tcW w:type="dxa" w:w="3235"/>
+          </w:tcPr>
+          <w:p>
+            <w:r>
+              <w:t>9 passed</w:t>
+            </w:r>
+          </w:p>
+        </w:tc>
+      </w:tr>
+      <w:tr>
+        <w:tc>
+          <w:tcPr>
+            <w:tcW w:type="dxa" w:w="3235"/>
+          </w:tcPr>
+          <w:p>
+            <w:r>
+              <w:t>Integration and regression tests</w:t>
+            </w:r>
+          </w:p>
+        </w:tc>
+        <w:tc>
+          <w:tcPr>
+            <w:tcW w:type="dxa" w:w="3235"/>
+          </w:tcPr>
+          <w:p>
+            <w:r>
+              <w:t>tests/test_cases.sh</w:t>
+            </w:r>
+          </w:p>
+        </w:tc>
+        <w:tc>
+          <w:tcPr>
+            <w:tcW w:type="dxa" w:w="3235"/>
+          </w:tcPr>
+          <w:p>
+            <w:r>
+              <w:t>40 passed</w:t>
+            </w:r>
+          </w:p>
+        </w:tc>
+      </w:tr>
+      <w:tr>
+        <w:tc>
+          <w:tcPr>
+            <w:tcW w:type="dxa" w:w="3235"/>
+          </w:tcPr>
+          <w:p>
+            <w:r>
+              <w:t>Continuous integration</w:t>
+            </w:r>
+          </w:p>
+        </w:tc>
+        <w:tc>
+          <w:tcPr>
+            <w:tcW w:type="dxa" w:w="3235"/>
+          </w:tcPr>
+          <w:p>
+            <w:r>
+              <w:t>.github/workflows/build-and-test.yml</w:t>
+            </w:r>
+          </w:p>
+        </w:tc>
+        <w:tc>
+          <w:tcPr>
+            <w:tcW w:type="dxa" w:w="3235"/>
+          </w:tcPr>
+          <w:p>
+            <w:r>
+              <w:t>Passed on Linux for main and pull requests</w:t>
+            </w:r>
+          </w:p>
+        </w:tc>
+      </w:tr>
+      <w:tr>
+        <w:tc>
+          <w:tcPr>
+            <w:tcW w:type="dxa" w:w="3235"/>
+          </w:tcPr>
+          <w:p>
+            <w:r>
+              <w:t>Requirements traceability</w:t>
+            </w:r>
+          </w:p>
+        </w:tc>
+        <w:tc>
+          <w:tcPr>
+            <w:tcW w:type="dxa" w:w="3235"/>
+          </w:tcPr>
+          <w:p>
+            <w:r>
+              <w:t>docs/rtm_code_references.md</w:t>
+            </w:r>
+          </w:p>
+        </w:tc>
+        <w:tc>
+          <w:tcPr>
+            <w:tcW w:type="dxa" w:w="3235"/>
+          </w:tcPr>
+          <w:p>
+            <w:r>
+              <w:t>REQ-1 through REQ-23 and REQ-SEC-1 through REQ-SEC-4 mapped</w:t>
+            </w:r>
+          </w:p>
+        </w:tc>
+      </w:tr>
+    </w:tbl>
+    <w:p>
+      <w:pPr>
+        <w:pStyle w:val="Heading2"/>
+      </w:pPr>
+      <w:r>
+        <w:t>Final requirement coverage</w:t>
+      </w:r>
+    </w:p>
+    <w:p>
+      <w:r>
+        <w:t>The complete requirement-to-source and requirement-to-test mapping is maintained in docs/rtm_code_references.md. Key final coverage includes REQ-6 in TC-29 and TC-35, REQ-14 in TC-12 and TC-19, REQ-18 in TC-21 through TC-23, REQ-19 in TC-23, TC-24, and TC-33, and REQ-SEC-2 in TC-25, TC-26, and TC-36 through TC-40.</w:t>
+      </w:r>
+    </w:p>
+    <w:p>
+      <w:pPr>
+        <w:pStyle w:val="Heading2"/>
+      </w:pPr>
+      <w:r>
+        <w:t>Deviations and limitations</w:t>
+      </w:r>
+    </w:p>
+    <w:p>
+      <w:r>
+        <w:t>? REQ-1 and REQ-2 have implementation evidence but no dedicated timing or EOF-loop test that covers every aspect of the requirement.</w:t>
+      </w:r>
+    </w:p>
+    <w:p>
+      <w:r>
+        <w:t>? REQ-21 command history, REQ-22 SIGINT handling, and REQ-23 SIGTSTP handling remain unimplemented.</w:t>
+      </w:r>
+    </w:p>
+    <w:p>
+      <w:r>
+        <w:t>? The shell does not support 2&gt;, &amp;&amp;, fg, or bg; &amp; is supported only at the end of a command line.</w:t>
+      </w:r>
+    </w:p>
+    <w:p>
+      <w:r>
+        <w:t>? Background timing and lifecycle checks depend on operating-system scheduling and are supplemented by Linux CI.</w:t>
+      </w:r>
+    </w:p>
+    <w:p>
+      <w:pPr>
+        <w:pStyle w:val="Heading2"/>
+      </w:pPr>
+      <w:r>
+        <w:t>Screenshot evidence checklist</w:t>
+      </w:r>
+    </w:p>
+    <w:p>
+      <w:r>
+        <w:t>Capture these terminal states during final demonstration. The checklist is also recorded in docs/test_evidence.md; screenshots should be attached to the coursework submission or demonstration record.</w:t>
+      </w:r>
+    </w:p>
+    <w:tbl>
+      <w:tblPr>
+        <w:tblW w:type="auto" w:w="0"/>
+        <w:tblLook w:firstColumn="1" w:firstRow="1" w:lastColumn="0" w:lastRow="0" w:noHBand="0" w:noVBand="1" w:val="04A0"/>
+      </w:tblPr>
+      <w:tblGrid>
+        <w:gridCol w:w="3235"/>
+        <w:gridCol w:w="3235"/>
+        <w:gridCol w:w="3235"/>
+      </w:tblGrid>
+      <w:tr>
+        <w:tc>
+          <w:tcPr>
+            <w:tcW w:type="dxa" w:w="3235"/>
+          </w:tcPr>
+          <w:p>
+            <w:r>
+              <w:t>Screenshot</w:t>
+            </w:r>
+          </w:p>
+        </w:tc>
+        <w:tc>
+          <w:tcPr>
+            <w:tcW w:type="dxa" w:w="3235"/>
+          </w:tcPr>
+          <w:p>
+            <w:r>
+              <w:t>Manual scenario</w:t>
+            </w:r>
+          </w:p>
+        </w:tc>
+        <w:tc>
+          <w:tcPr>
+            <w:tcW w:type="dxa" w:w="3235"/>
+          </w:tcPr>
+          <w:p>
+            <w:r>
+              <w:t>Evidence location/status</w:t>
+            </w:r>
+          </w:p>
+        </w:tc>
+      </w:tr>
+      <w:tr>
+        <w:tc>
+          <w:tcPr>
+            <w:tcW w:type="dxa" w:w="3235"/>
+          </w:tcPr>
+          <w:p>
+            <w:r>
+              <w:t>1</w:t>
+            </w:r>
+          </w:p>
+        </w:tc>
+        <w:tc>
+          <w:tcPr>
+            <w:tcW w:type="dxa" w:w="3235"/>
+          </w:tcPr>
+          <w:p>
+            <w:r>
+              <w:t>Prompt after an empty line, followed by pwd</w:t>
+            </w:r>
+          </w:p>
+        </w:tc>
+        <w:tc>
+          <w:tcPr>
+            <w:tcW w:type="dxa" w:w="3235"/>
+          </w:tcPr>
+          <w:p>
+            <w:r>
+              <w:t>docs/test_evidence.md checklist; capture for final submission</w:t>
+            </w:r>
+          </w:p>
+        </w:tc>
+      </w:tr>
+      <w:tr>
+        <w:tc>
+          <w:tcPr>
+            <w:tcW w:type="dxa" w:w="3235"/>
+          </w:tcPr>
+          <w:p>
+            <w:r>
+              <w:t>2</w:t>
+            </w:r>
+          </w:p>
+        </w:tc>
+        <w:tc>
+          <w:tcPr>
+            <w:tcW w:type="dxa" w:w="3235"/>
+          </w:tcPr>
+          <w:p>
+            <w:r>
+              <w:t>Quoted argument with spaces</w:t>
+            </w:r>
+          </w:p>
+        </w:tc>
+        <w:tc>
+          <w:tcPr>
+            <w:tcW w:type="dxa" w:w="3235"/>
+          </w:tcPr>
+          <w:p>
+            <w:r>
+              <w:t>docs/test_evidence.md checklist; capture for final submission</w:t>
+            </w:r>
+          </w:p>
+        </w:tc>
+      </w:tr>
+      <w:tr>
+        <w:tc>
+          <w:tcPr>
+            <w:tcW w:type="dxa" w:w="3235"/>
+          </w:tcPr>
+          <w:p>
+            <w:r>
+              <w:t>3</w:t>
+            </w:r>
+          </w:p>
+        </w:tc>
+        <w:tc>
+          <w:tcPr>
+            <w:tcW w:type="dxa" w:w="3235"/>
+          </w:tcPr>
+          <w:p>
+            <w:r>
+              <w:t>Output redirection with &gt; followed by cat</w:t>
+            </w:r>
+          </w:p>
+        </w:tc>
+        <w:tc>
+          <w:tcPr>
+            <w:tcW w:type="dxa" w:w="3235"/>
+          </w:tcPr>
+          <w:p>
+            <w:r>
+              <w:t>docs/test_evidence.md checklist; capture for final submission</w:t>
+            </w:r>
+          </w:p>
+        </w:tc>
+      </w:tr>
+      <w:tr>
+        <w:tc>
+          <w:tcPr>
+            <w:tcW w:type="dxa" w:w="3235"/>
+          </w:tcPr>
+          <w:p>
+            <w:r>
+              <w:t>4</w:t>
+            </w:r>
+          </w:p>
+        </w:tc>
+        <w:tc>
+          <w:tcPr>
+            <w:tcW w:type="dxa" w:w="3235"/>
+          </w:tcPr>
+          <w:p>
+            <w:r>
+              <w:t>Pipeline output using printf and wc</w:t>
+            </w:r>
+          </w:p>
+        </w:tc>
+        <w:tc>
+          <w:tcPr>
+            <w:tcW w:type="dxa" w:w="3235"/>
+          </w:tcPr>
+          <w:p>
+            <w:r>
+              <w:t>docs/test_evidence.md checklist; capture for final submission</w:t>
+            </w:r>
+          </w:p>
+        </w:tc>
+      </w:tr>
+      <w:tr>
+        <w:tc>
+          <w:tcPr>
+            <w:tcW w:type="dxa" w:w="3235"/>
+          </w:tcPr>
+          <w:p>
+            <w:r>
+              <w:t>5</w:t>
+            </w:r>
+          </w:p>
+        </w:tc>
+        <w:tc>
+          <w:tcPr>
+            <w:tcW w:type="dxa" w:w="3235"/>
+          </w:tcPr>
+          <w:p>
+            <w:r>
+              <w:t>Background sleep followed by jobs</w:t>
+            </w:r>
+          </w:p>
+        </w:tc>
+        <w:tc>
+          <w:tcPr>
+            <w:tcW w:type="dxa" w:w="3235"/>
+          </w:tcPr>
+          <w:p>
+            <w:r>
+              <w:t>docs/test_evidence.md checklist; capture for final submission</w:t>
+            </w:r>
+          </w:p>
+        </w:tc>
+      </w:tr>
+      <w:tr>
+        <w:tc>
+          <w:tcPr>
+            <w:tcW w:type="dxa" w:w="3235"/>
+          </w:tcPr>
+          <w:p>
+            <w:r>
+              <w:t>6</w:t>
+            </w:r>
+          </w:p>
+        </w:tc>
+        <w:tc>
+          <w:tcPr>
+            <w:tcW w:type="dxa" w:w="3235"/>
+          </w:tcPr>
+          <w:p>
+            <w:r>
+              <w:t>export followed by environment expansion</w:t>
+            </w:r>
+          </w:p>
+        </w:tc>
+        <w:tc>
+          <w:tcPr>
+            <w:tcW w:type="dxa" w:w="3235"/>
+          </w:tcPr>
+          <w:p>
+            <w:r>
+              <w:t>docs/test_evidence.md checklist; capture for final submission</w:t>
+            </w:r>
+          </w:p>
+        </w:tc>
+      </w:tr>
+    </w:tbl>
+    <w:p>
+      <w:r>
+        <w:br w:type="page"/>
+      </w:r>
+    </w:p>
+    <w:p>
+      <w:r>
+        <w:rPr>
+          <w:b/>
+        </w:rPr>
+        <w:t>Finalization Addendum - Version 1.1</w:t>
+      </w:r>
+    </w:p>
+    <w:p>
+      <w:r>
+        <w:t>Date: 30 October 2026</w:t>
+      </w:r>
+    </w:p>
+    <w:p>
+      <w:r>
+        <w:t>Status: Final for the current implementation baseline</w:t>
+      </w:r>
+    </w:p>
+    <w:p>
+      <w:r>
+        <w:t>This addendum supersedes earlier test-count summaries and records the final automated coverage, known deviations, and manual screenshot evidence checklist.</w:t>
+      </w:r>
+    </w:p>
+    <w:p>
+      <w:r>
+        <w:rPr>
+          <w:b/>
+        </w:rPr>
+        <w:t>Final automated test output</w:t>
+      </w:r>
+    </w:p>
+    <w:p>
+      <w:r>
+        <w:t>Run from the repository root on a POSIX system:</w:t>
+      </w:r>
+    </w:p>
+    <w:p>
+      <w:r>
+        <w:t>make clean</w:t>
+        <w:br/>
+        <w:t>make test</w:t>
+      </w:r>
+    </w:p>
+    <w:tbl>
+      <w:tblPr>
+        <w:tblW w:type="auto" w:w="0"/>
+        <w:tblLook w:firstColumn="1" w:firstRow="1" w:lastColumn="0" w:lastRow="0" w:noHBand="0" w:noVBand="1" w:val="04A0"/>
+      </w:tblPr>
+      <w:tblGrid>
+        <w:gridCol w:w="3235"/>
+        <w:gridCol w:w="3235"/>
+        <w:gridCol w:w="3235"/>
+      </w:tblGrid>
+      <w:tr>
+        <w:tc>
+          <w:tcPr>
+            <w:tcW w:type="dxa" w:w="3235"/>
+          </w:tcPr>
+          <w:p>
+            <w:r>
+              <w:t>Area</w:t>
+            </w:r>
+          </w:p>
+        </w:tc>
+        <w:tc>
+          <w:tcPr>
+            <w:tcW w:type="dxa" w:w="3235"/>
+          </w:tcPr>
+          <w:p>
+            <w:r>
+              <w:t>Evidence</w:t>
+            </w:r>
+          </w:p>
+        </w:tc>
+        <w:tc>
+          <w:tcPr>
+            <w:tcW w:type="dxa" w:w="3235"/>
+          </w:tcPr>
+          <w:p>
+            <w:r>
+              <w:t>Result</w:t>
+            </w:r>
+          </w:p>
+        </w:tc>
+      </w:tr>
+      <w:tr>
+        <w:tc>
+          <w:tcPr>
+            <w:tcW w:type="dxa" w:w="3235"/>
+          </w:tcPr>
+          <w:p>
+            <w:r>
+              <w:t>Parser unit tests</w:t>
+            </w:r>
+          </w:p>
+        </w:tc>
+        <w:tc>
+          <w:tcPr>
+            <w:tcW w:type="dxa" w:w="3235"/>
+          </w:tcPr>
+          <w:p>
+            <w:r>
+              <w:t>tests/test_parser.c</w:t>
+            </w:r>
+          </w:p>
+        </w:tc>
+        <w:tc>
+          <w:tcPr>
+            <w:tcW w:type="dxa" w:w="3235"/>
+          </w:tcPr>
+          <w:p>
+            <w:r>
+              <w:t>12 passed</w:t>
+            </w:r>
+          </w:p>
+        </w:tc>
+      </w:tr>
+      <w:tr>
+        <w:tc>
+          <w:tcPr>
+            <w:tcW w:type="dxa" w:w="3235"/>
+          </w:tcPr>
+          <w:p>
+            <w:r>
+              <w:t>Executor unit tests</w:t>
+            </w:r>
+          </w:p>
+        </w:tc>
+        <w:tc>
+          <w:tcPr>
+            <w:tcW w:type="dxa" w:w="3235"/>
+          </w:tcPr>
+          <w:p>
+            <w:r>
+              <w:t>tests/test_executor.c</w:t>
+            </w:r>
+          </w:p>
+        </w:tc>
+        <w:tc>
+          <w:tcPr>
+            <w:tcW w:type="dxa" w:w="3235"/>
+          </w:tcPr>
+          <w:p>
+            <w:r>
+              <w:t>9 passed</w:t>
+            </w:r>
+          </w:p>
+        </w:tc>
+      </w:tr>
+      <w:tr>
+        <w:tc>
+          <w:tcPr>
+            <w:tcW w:type="dxa" w:w="3235"/>
+          </w:tcPr>
+          <w:p>
+            <w:r>
+              <w:t>Integration and regression tests</w:t>
+            </w:r>
+          </w:p>
+        </w:tc>
+        <w:tc>
+          <w:tcPr>
+            <w:tcW w:type="dxa" w:w="3235"/>
+          </w:tcPr>
+          <w:p>
+            <w:r>
+              <w:t>tests/test_cases.sh</w:t>
+            </w:r>
+          </w:p>
+        </w:tc>
+        <w:tc>
+          <w:tcPr>
+            <w:tcW w:type="dxa" w:w="3235"/>
+          </w:tcPr>
+          <w:p>
+            <w:r>
+              <w:t>40 passed</w:t>
+            </w:r>
+          </w:p>
+        </w:tc>
+      </w:tr>
+      <w:tr>
+        <w:tc>
+          <w:tcPr>
+            <w:tcW w:type="dxa" w:w="3235"/>
+          </w:tcPr>
+          <w:p>
+            <w:r>
+              <w:t>Continuous integration</w:t>
+            </w:r>
+          </w:p>
+        </w:tc>
+        <w:tc>
+          <w:tcPr>
+            <w:tcW w:type="dxa" w:w="3235"/>
+          </w:tcPr>
+          <w:p>
+            <w:r>
+              <w:t>.github/workflows/build-and-test.yml</w:t>
+            </w:r>
+          </w:p>
+        </w:tc>
+        <w:tc>
+          <w:tcPr>
+            <w:tcW w:type="dxa" w:w="3235"/>
+          </w:tcPr>
+          <w:p>
+            <w:r>
+              <w:t>Passed on Linux for main and pull requests</w:t>
+            </w:r>
+          </w:p>
+        </w:tc>
+      </w:tr>
+      <w:tr>
+        <w:tc>
+          <w:tcPr>
+            <w:tcW w:type="dxa" w:w="3235"/>
+          </w:tcPr>
+          <w:p>
+            <w:r>
+              <w:t>Requirements traceability</w:t>
+            </w:r>
+          </w:p>
+        </w:tc>
+        <w:tc>
+          <w:tcPr>
+            <w:tcW w:type="dxa" w:w="3235"/>
+          </w:tcPr>
+          <w:p>
+            <w:r>
+              <w:t>docs/rtm_code_references.md</w:t>
+            </w:r>
+          </w:p>
+        </w:tc>
+        <w:tc>
+          <w:tcPr>
+            <w:tcW w:type="dxa" w:w="3235"/>
+          </w:tcPr>
+          <w:p>
+            <w:r>
+              <w:t>REQ-1 through REQ-23 and REQ-SEC-1 through REQ-SEC-4 mapped</w:t>
+            </w:r>
+          </w:p>
+        </w:tc>
+      </w:tr>
+    </w:tbl>
+    <w:p>
+      <w:r>
+        <w:rPr>
+          <w:b/>
+        </w:rPr>
+        <w:t>Final requirement coverage</w:t>
+      </w:r>
+    </w:p>
+    <w:p>
+      <w:r>
+        <w:t>The complete requirement-to-source and requirement-to-test mapping is maintained in docs/rtm_code_references.md. Key final coverage includes REQ-6 in TC-29 and TC-35, REQ-14 in TC-12 and TC-19, REQ-18 in TC-21 through TC-23, REQ-19 in TC-23, TC-24, and TC-33, and REQ-SEC-2 in TC-25, TC-26, and TC-36 through TC-40.</w:t>
+      </w:r>
+    </w:p>
+    <w:p>
+      <w:r>
+        <w:rPr>
+          <w:b/>
+        </w:rPr>
+        <w:t>Deviations and limitations</w:t>
+      </w:r>
+    </w:p>
+    <w:p>
+      <w:r>
+        <w:t>- REQ-1 and REQ-2 have implementation evidence but no dedicated timing or EOF-loop test that covers every aspect of the requirement.</w:t>
+      </w:r>
+    </w:p>
+    <w:p>
+      <w:r>
+        <w:t>- REQ-21 command history, REQ-22 SIGINT handling, and REQ-23 SIGTSTP handling remain unimplemented.</w:t>
+      </w:r>
+    </w:p>
+    <w:p>
+      <w:r>
+        <w:t>- The shell does not support 2&gt;, &amp;&amp;, fg, or bg; &amp; is supported only at the end of a command line.</w:t>
+      </w:r>
+    </w:p>
+    <w:p>
+      <w:r>
+        <w:t>- Background timing and lifecycle checks depend on operating-system scheduling and are supplemented by Linux CI.</w:t>
+      </w:r>
+    </w:p>
+    <w:p>
+      <w:r>
+        <w:rPr>
+          <w:b/>
+        </w:rPr>
+        <w:t>Screenshot evidence checklist</w:t>
+      </w:r>
+    </w:p>
+    <w:p>
+      <w:r>
+        <w:t>Capture these terminal states during final demonstration. The checklist is also recorded in docs/test_evidence.md; screenshots should be attached to the coursework submission or demonstration record.</w:t>
+      </w:r>
+    </w:p>
+    <w:tbl>
+      <w:tblPr>
+        <w:tblW w:type="auto" w:w="0"/>
+        <w:tblLook w:firstColumn="1" w:firstRow="1" w:lastColumn="0" w:lastRow="0" w:noHBand="0" w:noVBand="1" w:val="04A0"/>
+      </w:tblPr>
+      <w:tblGrid>
+        <w:gridCol w:w="3235"/>
+        <w:gridCol w:w="3235"/>
+        <w:gridCol w:w="3235"/>
+      </w:tblGrid>
+      <w:tr>
+        <w:tc>
+          <w:tcPr>
+            <w:tcW w:type="dxa" w:w="3235"/>
+          </w:tcPr>
+          <w:p>
+            <w:r>
+              <w:t>Screenshot</w:t>
+            </w:r>
+          </w:p>
+        </w:tc>
+        <w:tc>
+          <w:tcPr>
+            <w:tcW w:type="dxa" w:w="3235"/>
+          </w:tcPr>
+          <w:p>
+            <w:r>
+              <w:t>Manual scenario</w:t>
+            </w:r>
+          </w:p>
+        </w:tc>
+        <w:tc>
+          <w:tcPr>
+            <w:tcW w:type="dxa" w:w="3235"/>
+          </w:tcPr>
+          <w:p>
+            <w:r>
+              <w:t>Evidence location/status</w:t>
+            </w:r>
+          </w:p>
+        </w:tc>
+      </w:tr>
+      <w:tr>
+        <w:tc>
+          <w:tcPr>
+            <w:tcW w:type="dxa" w:w="3235"/>
+          </w:tcPr>
+          <w:p>
+            <w:r>
+              <w:t>1</w:t>
+            </w:r>
+          </w:p>
+        </w:tc>
+        <w:tc>
+          <w:tcPr>
+            <w:tcW w:type="dxa" w:w="3235"/>
+          </w:tcPr>
+          <w:p>
+            <w:r>
+              <w:t>Prompt after an empty line, followed by pwd</w:t>
+            </w:r>
+          </w:p>
+        </w:tc>
+        <w:tc>
+          <w:tcPr>
+            <w:tcW w:type="dxa" w:w="3235"/>
+          </w:tcPr>
+          <w:p>
+            <w:r>
+              <w:t>docs/test_evidence.md checklist; capture for final submission</w:t>
+            </w:r>
+          </w:p>
+        </w:tc>
+      </w:tr>
+      <w:tr>
+        <w:tc>
+          <w:tcPr>
+            <w:tcW w:type="dxa" w:w="3235"/>
+          </w:tcPr>
+          <w:p>
+            <w:r>
+              <w:t>2</w:t>
+            </w:r>
+          </w:p>
+        </w:tc>
+        <w:tc>
+          <w:tcPr>
+            <w:tcW w:type="dxa" w:w="3235"/>
+          </w:tcPr>
+          <w:p>
+            <w:r>
+              <w:t>Quoted argument with spaces</w:t>
+            </w:r>
+          </w:p>
+        </w:tc>
+        <w:tc>
+          <w:tcPr>
+            <w:tcW w:type="dxa" w:w="3235"/>
+          </w:tcPr>
+          <w:p>
+            <w:r>
+              <w:t>docs/test_evidence.md checklist; capture for final submission</w:t>
+            </w:r>
+          </w:p>
+        </w:tc>
+      </w:tr>
+      <w:tr>
+        <w:tc>
+          <w:tcPr>
+            <w:tcW w:type="dxa" w:w="3235"/>
+          </w:tcPr>
+          <w:p>
+            <w:r>
+              <w:t>3</w:t>
+            </w:r>
+          </w:p>
+        </w:tc>
+        <w:tc>
+          <w:tcPr>
+            <w:tcW w:type="dxa" w:w="3235"/>
+          </w:tcPr>
+          <w:p>
+            <w:r>
+              <w:t>Output redirection with &gt; followed by cat</w:t>
+            </w:r>
+          </w:p>
+        </w:tc>
+        <w:tc>
+          <w:tcPr>
+            <w:tcW w:type="dxa" w:w="3235"/>
+          </w:tcPr>
+          <w:p>
+            <w:r>
+              <w:t>docs/test_evidence.md checklist; capture for final submission</w:t>
+            </w:r>
+          </w:p>
+        </w:tc>
+      </w:tr>
+      <w:tr>
+        <w:tc>
+          <w:tcPr>
+            <w:tcW w:type="dxa" w:w="3235"/>
+          </w:tcPr>
+          <w:p>
+            <w:r>
+              <w:t>4</w:t>
+            </w:r>
+          </w:p>
+        </w:tc>
+        <w:tc>
+          <w:tcPr>
+            <w:tcW w:type="dxa" w:w="3235"/>
+          </w:tcPr>
+          <w:p>
+            <w:r>
+              <w:t>Pipeline output using printf and wc</w:t>
+            </w:r>
+          </w:p>
+        </w:tc>
+        <w:tc>
+          <w:tcPr>
+            <w:tcW w:type="dxa" w:w="3235"/>
+          </w:tcPr>
+          <w:p>
+            <w:r>
+              <w:t>docs/test_evidence.md checklist; capture for final submission</w:t>
+            </w:r>
+          </w:p>
+        </w:tc>
+      </w:tr>
+      <w:tr>
+        <w:tc>
+          <w:tcPr>
+            <w:tcW w:type="dxa" w:w="3235"/>
+          </w:tcPr>
+          <w:p>
+            <w:r>
+              <w:t>5</w:t>
+            </w:r>
+          </w:p>
+        </w:tc>
+        <w:tc>
+          <w:tcPr>
+            <w:tcW w:type="dxa" w:w="3235"/>
+          </w:tcPr>
+          <w:p>
+            <w:r>
+              <w:t>Background sleep followed by jobs</w:t>
+            </w:r>
+          </w:p>
+        </w:tc>
+        <w:tc>
+          <w:tcPr>
+            <w:tcW w:type="dxa" w:w="3235"/>
+          </w:tcPr>
+          <w:p>
+            <w:r>
+              <w:t>docs/test_evidence.md checklist; capture for final submission</w:t>
+            </w:r>
+          </w:p>
+        </w:tc>
+      </w:tr>
+      <w:tr>
+        <w:tc>
+          <w:tcPr>
+            <w:tcW w:type="dxa" w:w="3235"/>
+          </w:tcPr>
+          <w:p>
+            <w:r>
+              <w:t>6</w:t>
+            </w:r>
+          </w:p>
+        </w:tc>
+        <w:tc>
+          <w:tcPr>
+            <w:tcW w:type="dxa" w:w="3235"/>
+          </w:tcPr>
+          <w:p>
+            <w:r>
+              <w:t>export followed by environment expansion</w:t>
+            </w:r>
+          </w:p>
+        </w:tc>
+        <w:tc>
+          <w:tcPr>
+            <w:tcW w:type="dxa" w:w="3235"/>
+          </w:tcPr>
+          <w:p>
+            <w:r>
+              <w:t>docs/test_evidence.md checklist; capture for final submission</w:t>
+            </w:r>
+          </w:p>
+        </w:tc>
+      </w:tr>
+    </w:tbl>
     <w:sectPr>
       <w:pgSz w:w="11906" w:h="16838"/>
       <w:pgMar w:top="1080" w:right="1100" w:bottom="1080" w:left="1100" w:header="708" w:footer="708" w:gutter="0"/>
